--- a/eng/docx/59.content.docx
+++ b/eng/docx/59.content.docx
@@ -910,7 +910,7 @@
           <w:i/>
           <w:lang w:val="en_US" w:bidi="en_US"/>
         </w:rPr>
-        <w:t>/tw/dict/bible/kt/justice]] and [[rc://</w:t>
+        <w:t>/tw/dict/bible/kt/justice]]; and [[rc://</w:t>
       </w:r>
       <w:r>
         <w:rPr>
@@ -19265,13 +19265,13 @@
           <w:i/>
           <w:lang w:val="en_US" w:bidi="en_US"/>
         </w:rPr>
-        <w:t>/tw/dict/bible/kt/justice]] and [[rc://</w:t>
-      </w:r>
-      <w:r>
-        <w:rPr>
-          <w:lang w:val="en_US" w:bidi="en_US"/>
-        </w:rPr>
-        <w:t>/tw/dict/bible/kt/righteous]] and [[rc://*/tw/dict/bible/kt/faith]])</w:t>
+        <w:t>/tw/dict/bible/kt/justice]]; and [[rc://</w:t>
+      </w:r>
+      <w:r>
+        <w:rPr>
+          <w:lang w:val="en_US" w:bidi="en_US"/>
+        </w:rPr>
+        <w:t>/tw/dict/bible/kt/righteous]]; and [[rc://*/tw/dict/bible/kt/faith]])</w:t>
       </w:r>
       <w:r>
         <w:rPr>
@@ -48987,7 +48987,7 @@
         <w:rPr>
           <w:lang w:val="en_US" w:bidi="en_US"/>
         </w:rPr>
-        <w:t xml:space="preserve"> and [[rc://*/tw/dict/bible/kt/godly]])</w:t>
+        <w:t>; and [[rc://*/tw/dict/bible/kt/godly]])</w:t>
       </w:r>
       <w:r>
         <w:rPr>

--- a/eng/docx/59.content.docx
+++ b/eng/docx/59.content.docx
@@ -903,20 +903,31 @@
         <w:rPr>
           <w:lang w:val="en_US" w:bidi="en_US"/>
         </w:rPr>
-        <w:t>Paul taught in Romans that Christians are justified by faith and not by works. James seems to teach that Christians are justified by works. This could be confusing. However, a better understanding of what Paul and James each taught shows that they actually agree with one another. Both of them taught that a person needs faith in order to be justified. They both also taught that true faith would lead a person to do good works. Paul and James taught about these things in different ways because they had different audiences who needed to know different things about being justified. James wrote primarily to Jewish Christians, while Paul wrote to communities in which there were many Gentile Christians. (See: [[rc://</w:t>
-      </w:r>
-      <w:r>
-        <w:rPr>
-          <w:i/>
-          <w:lang w:val="en_US" w:bidi="en_US"/>
-        </w:rPr>
-        <w:t>/tw/dict/bible/kt/justice]]; and [[rc://</w:t>
-      </w:r>
-      <w:r>
-        <w:rPr>
-          <w:lang w:val="en_US" w:bidi="en_US"/>
-        </w:rPr>
-        <w:t>/tw/dict/bible/kt/faith]])</w:t>
+        <w:t xml:space="preserve">Paul taught in Romans that Christians are justified by faith and not by works. James seems to teach that Christians are justified by works. This could be confusing. However, a better understanding of what Paul and James each taught shows that they actually agree with one another. Both of them taught that a person needs faith in order to be justified. They both also taught that true faith would lead a person to do good works. Paul and James taught about these things in different ways because they had different audiences who needed to know different things about being justified. James wrote primarily to Jewish Christians, while Paul wrote to communities in which there were many Gentile Christians. (See: </w:t>
+      </w:r>
+      <w:r>
+        <w:rPr>
+          <w:lang w:val="en_US" w:bidi="en_US"/>
+        </w:rPr>
+        <w:t>just, justice, unjust, injustice, justify, justification</w:t>
+      </w:r>
+      <w:r>
+        <w:rPr>
+          <w:lang w:val="en_US" w:bidi="en_US"/>
+        </w:rPr>
+        <w:t xml:space="preserve">; and </w:t>
+      </w:r>
+      <w:r>
+        <w:rPr>
+          <w:lang w:val="en_US" w:bidi="en_US"/>
+        </w:rPr>
+        <w:t>faith</w:t>
+      </w:r>
+      <w:r>
+        <w:rPr>
+          <w:lang w:val="en_US" w:bidi="en_US"/>
+        </w:rPr>
+        <w:t>)</w:t>
       </w:r>
       <w:r>
         <w:rPr>
@@ -19258,20 +19269,43 @@
         <w:rPr>
           <w:lang w:val="en_US" w:bidi="en_US"/>
         </w:rPr>
-        <w:t>Justification is what happens when God makes a person righteous, that is, when God puts a person in right standing with himself. James says in this chapter that God justifies people when they do good works along with having faith. But that is because the good works demonstrate the faith that a person has, as James says explicitly in 2:18. James is not saying that people need to add good works to their faith in order to be justified. (See: [[rc://</w:t>
-      </w:r>
-      <w:r>
-        <w:rPr>
-          <w:i/>
-          <w:lang w:val="en_US" w:bidi="en_US"/>
-        </w:rPr>
-        <w:t>/tw/dict/bible/kt/justice]]; and [[rc://</w:t>
-      </w:r>
-      <w:r>
-        <w:rPr>
-          <w:lang w:val="en_US" w:bidi="en_US"/>
-        </w:rPr>
-        <w:t>/tw/dict/bible/kt/righteous]]; and [[rc://*/tw/dict/bible/kt/faith]])</w:t>
+        <w:t xml:space="preserve">Justification is what happens when God makes a person righteous, that is, when God puts a person in right standing with himself. James says in this chapter that God justifies people when they do good works along with having faith. But that is because the good works demonstrate the faith that a person has, as James says explicitly in 2:18. James is not saying that people need to add good works to their faith in order to be justified. (See: </w:t>
+      </w:r>
+      <w:r>
+        <w:rPr>
+          <w:lang w:val="en_US" w:bidi="en_US"/>
+        </w:rPr>
+        <w:t>just, justice, unjust, injustice, justify, justification</w:t>
+      </w:r>
+      <w:r>
+        <w:rPr>
+          <w:lang w:val="en_US" w:bidi="en_US"/>
+        </w:rPr>
+        <w:t xml:space="preserve">; and </w:t>
+      </w:r>
+      <w:r>
+        <w:rPr>
+          <w:lang w:val="en_US" w:bidi="en_US"/>
+        </w:rPr>
+        <w:t>righteous, righteousness, unrighteous, unrighteousness, upright, uprightness</w:t>
+      </w:r>
+      <w:r>
+        <w:rPr>
+          <w:lang w:val="en_US" w:bidi="en_US"/>
+        </w:rPr>
+        <w:t xml:space="preserve">; and </w:t>
+      </w:r>
+      <w:r>
+        <w:rPr>
+          <w:lang w:val="en_US" w:bidi="en_US"/>
+        </w:rPr>
+        <w:t>faith</w:t>
+      </w:r>
+      <w:r>
+        <w:rPr>
+          <w:lang w:val="en_US" w:bidi="en_US"/>
+        </w:rPr>
+        <w:t>)</w:t>
       </w:r>
       <w:r>
         <w:rPr>
@@ -48987,7 +49021,19 @@
         <w:rPr>
           <w:lang w:val="en_US" w:bidi="en_US"/>
         </w:rPr>
-        <w:t>; and [[rc://*/tw/dict/bible/kt/godly]])</w:t>
+        <w:t xml:space="preserve">; and </w:t>
+      </w:r>
+      <w:r>
+        <w:rPr>
+          <w:lang w:val="en_US" w:bidi="en_US"/>
+        </w:rPr>
+        <w:t>godly, godliness, ungodly, godless, ungodliness, godlessness</w:t>
+      </w:r>
+      <w:r>
+        <w:rPr>
+          <w:lang w:val="en_US" w:bidi="en_US"/>
+        </w:rPr>
+        <w:t>)</w:t>
       </w:r>
       <w:r>
         <w:rPr>
@@ -58571,7 +58617,19 @@
         <w:rPr>
           <w:lang w:val="en_US" w:bidi="en_US"/>
         </w:rPr>
-        <w:t>The first section of this chapter, which is a warning to rich people, contrasts living for things of this world, which will not last, with living for things that will last for eternity. The second section of the chapter is related to that first section. In it, James stresses that it is important to live with the expectation that Jesus will return soon. (See: [[rc://*/tw/dict/bible/kt/eternity]])</w:t>
+        <w:t xml:space="preserve">The first section of this chapter, which is a warning to rich people, contrasts living for things of this world, which will not last, with living for things that will last for eternity. The second section of the chapter is related to that first section. In it, James stresses that it is important to live with the expectation that Jesus will return soon. (See: </w:t>
+      </w:r>
+      <w:r>
+        <w:rPr>
+          <w:lang w:val="en_US" w:bidi="en_US"/>
+        </w:rPr>
+        <w:t>eternity, everlasting, eternal, forever</w:t>
+      </w:r>
+      <w:r>
+        <w:rPr>
+          <w:lang w:val="en_US" w:bidi="en_US"/>
+        </w:rPr>
+        <w:t>)</w:t>
       </w:r>
       <w:r>
         <w:rPr>
